--- a/Teszt dokumetáció.docx
+++ b/Teszt dokumetáció.docx
@@ -4,6 +4,560 @@
   <w:body>
     <w:p>
       <w:r>
+        <w:rPr>
+          <w:b/>
+          <w:bCs/>
+        </w:rPr>
+        <w:t xml:space="preserve">Tesztdokumentáció </w:t>
+      </w:r>
+      <w:proofErr w:type="spellStart"/>
+      <w:r>
+        <w:rPr>
+          <w:b/>
+          <w:bCs/>
+        </w:rPr>
+        <w:t>Itterem</w:t>
+      </w:r>
+      <w:proofErr w:type="spellEnd"/>
+      <w:r>
+        <w:rPr>
+          <w:b/>
+          <w:bCs/>
+        </w:rPr>
+        <w:t xml:space="preserve"> Frontend</w:t>
+      </w:r>
+    </w:p>
+    <w:p/>
+    <w:p>
+      <w:r>
+        <w:rPr>
+          <w:b/>
+          <w:bCs/>
+          <w:u w:val="single"/>
+        </w:rPr>
+        <w:t>Teszteléshez használt keretrendszer</w:t>
+      </w:r>
+    </w:p>
+    <w:p>
+      <w:r>
+        <w:t xml:space="preserve">- </w:t>
+      </w:r>
+      <w:proofErr w:type="spellStart"/>
+      <w:r>
+        <w:t>Tesztfuttato</w:t>
+      </w:r>
+      <w:proofErr w:type="spellEnd"/>
+      <w:r>
+        <w:t xml:space="preserve">: </w:t>
+      </w:r>
+      <w:proofErr w:type="spellStart"/>
+      <w:r>
+        <w:t>Vitest</w:t>
+      </w:r>
+      <w:proofErr w:type="spellEnd"/>
+      <w:r>
+        <w:t xml:space="preserve"> (v4.1.4)</w:t>
+      </w:r>
+    </w:p>
+    <w:p>
+      <w:r>
+        <w:t xml:space="preserve">- </w:t>
+      </w:r>
+      <w:proofErr w:type="spellStart"/>
+      <w:r>
+        <w:t>Vue</w:t>
+      </w:r>
+      <w:proofErr w:type="spellEnd"/>
+      <w:r>
+        <w:t xml:space="preserve"> komponens tesztelés: @vue/test-utils</w:t>
+      </w:r>
+    </w:p>
+    <w:p>
+      <w:r>
+        <w:t xml:space="preserve">- DOM szimuláció: </w:t>
+      </w:r>
+      <w:proofErr w:type="spellStart"/>
+      <w:r>
+        <w:t>jsdom</w:t>
+      </w:r>
+      <w:proofErr w:type="spellEnd"/>
+    </w:p>
+    <w:p>
+      <w:r>
+        <w:t xml:space="preserve">- Projekt </w:t>
+      </w:r>
+      <w:proofErr w:type="spellStart"/>
+      <w:r>
+        <w:t>tipus</w:t>
+      </w:r>
+      <w:proofErr w:type="spellEnd"/>
+      <w:r>
+        <w:t xml:space="preserve">: </w:t>
+      </w:r>
+      <w:proofErr w:type="spellStart"/>
+      <w:r>
+        <w:t>Vue</w:t>
+      </w:r>
+      <w:proofErr w:type="spellEnd"/>
+      <w:r>
+        <w:t xml:space="preserve"> 3 (</w:t>
+      </w:r>
+      <w:proofErr w:type="spellStart"/>
+      <w:r>
+        <w:t>Vite</w:t>
+      </w:r>
+      <w:proofErr w:type="spellEnd"/>
+      <w:r>
+        <w:t>)</w:t>
+      </w:r>
+    </w:p>
+    <w:p/>
+    <w:p>
+      <w:r>
+        <w:rPr>
+          <w:b/>
+          <w:bCs/>
+        </w:rPr>
+        <w:t xml:space="preserve">Teszt futtató parancs: </w:t>
+      </w:r>
+      <w:proofErr w:type="spellStart"/>
+      <w:r>
+        <w:rPr>
+          <w:b/>
+          <w:bCs/>
+        </w:rPr>
+        <w:t>npx</w:t>
+      </w:r>
+      <w:proofErr w:type="spellEnd"/>
+      <w:r>
+        <w:rPr>
+          <w:b/>
+          <w:bCs/>
+        </w:rPr>
+        <w:t xml:space="preserve"> </w:t>
+      </w:r>
+      <w:proofErr w:type="spellStart"/>
+      <w:r>
+        <w:rPr>
+          <w:b/>
+          <w:bCs/>
+        </w:rPr>
+        <w:t>vitest</w:t>
+      </w:r>
+      <w:proofErr w:type="spellEnd"/>
+      <w:r>
+        <w:rPr>
+          <w:b/>
+          <w:bCs/>
+        </w:rPr>
+        <w:t xml:space="preserve"> </w:t>
+      </w:r>
+      <w:proofErr w:type="spellStart"/>
+      <w:r>
+        <w:rPr>
+          <w:b/>
+          <w:bCs/>
+        </w:rPr>
+        <w:t>run</w:t>
+      </w:r>
+      <w:proofErr w:type="spellEnd"/>
+      <w:r>
+        <w:rPr>
+          <w:b/>
+          <w:bCs/>
+        </w:rPr>
+        <w:t xml:space="preserve"> </w:t>
+      </w:r>
+      <w:proofErr w:type="spellStart"/>
+      <w:r>
+        <w:rPr>
+          <w:b/>
+          <w:bCs/>
+        </w:rPr>
+        <w:t>src</w:t>
+      </w:r>
+      <w:proofErr w:type="spellEnd"/>
+      <w:r>
+        <w:rPr>
+          <w:b/>
+          <w:bCs/>
+        </w:rPr>
+        <w:t>/App.spec.js --</w:t>
+      </w:r>
+      <w:proofErr w:type="spellStart"/>
+      <w:r>
+        <w:rPr>
+          <w:b/>
+          <w:bCs/>
+        </w:rPr>
+        <w:t>environment</w:t>
+      </w:r>
+      <w:proofErr w:type="spellEnd"/>
+      <w:r>
+        <w:rPr>
+          <w:b/>
+          <w:bCs/>
+        </w:rPr>
+        <w:t xml:space="preserve"> </w:t>
+      </w:r>
+      <w:proofErr w:type="spellStart"/>
+      <w:r>
+        <w:rPr>
+          <w:b/>
+          <w:bCs/>
+        </w:rPr>
+        <w:t>jsdom</w:t>
+      </w:r>
+      <w:proofErr w:type="spellEnd"/>
+    </w:p>
+    <w:p>
+      <w:r>
+        <w:t xml:space="preserve">A tesztfájl: </w:t>
+      </w:r>
+      <w:proofErr w:type="spellStart"/>
+      <w:r>
+        <w:rPr>
+          <w:u w:val="single"/>
+        </w:rPr>
+        <w:t>src</w:t>
+      </w:r>
+      <w:proofErr w:type="spellEnd"/>
+      <w:r>
+        <w:rPr>
+          <w:u w:val="single"/>
+        </w:rPr>
+        <w:t>/App.spec.js</w:t>
+      </w:r>
+    </w:p>
+    <w:p/>
+    <w:p>
+      <w:r>
+        <w:rPr>
+          <w:b/>
+          <w:bCs/>
+          <w:u w:val="single"/>
+        </w:rPr>
+        <w:t>Tesztesetek leírása</w:t>
+      </w:r>
+    </w:p>
+    <w:p/>
+    <w:p>
+      <w:r>
+        <w:rPr>
+          <w:b/>
+          <w:bCs/>
+        </w:rPr>
+        <w:t>Egységteszt: bejelentkezési állapot ellenőrzése</w:t>
+      </w:r>
+    </w:p>
+    <w:p>
+      <w:r>
+        <w:t xml:space="preserve">Ez az egységteszt azt vizsgálja, hogy a bejelentkezés hatására megfelelően frissül-e az alkalmazás </w:t>
+      </w:r>
+      <w:proofErr w:type="spellStart"/>
+      <w:r>
+        <w:t>authentikációs</w:t>
+      </w:r>
+      <w:proofErr w:type="spellEnd"/>
+      <w:r>
+        <w:t xml:space="preserve"> állapota. A teszt során a komponens </w:t>
+      </w:r>
+      <w:proofErr w:type="spellStart"/>
+      <w:r>
+        <w:t>mockolt</w:t>
+      </w:r>
+      <w:proofErr w:type="spellEnd"/>
+      <w:r>
+        <w:t xml:space="preserve"> állapotát módosítjuk úgy, mintha egy felhasználó sikeresen bejelentkezett volna: a `</w:t>
+      </w:r>
+      <w:proofErr w:type="spellStart"/>
+      <w:r>
+        <w:rPr>
+          <w:b/>
+          <w:bCs/>
+        </w:rPr>
+        <w:t>mockState.auth.value</w:t>
+      </w:r>
+      <w:proofErr w:type="spellEnd"/>
+      <w:r>
+        <w:t>` értékét egy tesztfelhasználóra állítjuk, a `</w:t>
+      </w:r>
+      <w:proofErr w:type="spellStart"/>
+      <w:r>
+        <w:rPr>
+          <w:b/>
+          <w:bCs/>
+        </w:rPr>
+        <w:t>mockState.isLoggedIn.value</w:t>
+      </w:r>
+      <w:proofErr w:type="spellEnd"/>
+      <w:r>
+        <w:t xml:space="preserve">` értékét pedig igazra. Ezután, ha szükséges, kényszerítjük a </w:t>
+      </w:r>
+      <w:proofErr w:type="spellStart"/>
+      <w:r>
+        <w:t>Vue</w:t>
+      </w:r>
+      <w:proofErr w:type="spellEnd"/>
+      <w:r>
+        <w:t xml:space="preserve"> </w:t>
+      </w:r>
+      <w:proofErr w:type="spellStart"/>
+      <w:r>
+        <w:t>újrarenderelését</w:t>
+      </w:r>
+      <w:proofErr w:type="spellEnd"/>
+      <w:r>
+        <w:t xml:space="preserve">, majd ellenőrizzük, hogy az </w:t>
+      </w:r>
+      <w:proofErr w:type="spellStart"/>
+      <w:r>
+        <w:t>authentikációs</w:t>
+      </w:r>
+      <w:proofErr w:type="spellEnd"/>
+      <w:r>
+        <w:t xml:space="preserve"> állapot ténylegesen tükrözi-e a bejelentkezett felhasználót. A teszt tehát azt garantálja, hogy a belső állapotváltozók helyesen frissülnek, amikor a bejelentkezés megtörténik, és így az alkalmazás logikája megfelelően reagál a felhasználói </w:t>
+      </w:r>
+      <w:proofErr w:type="spellStart"/>
+      <w:r>
+        <w:t>authentikációra</w:t>
+      </w:r>
+      <w:proofErr w:type="spellEnd"/>
+      <w:r>
+        <w:t>.</w:t>
+      </w:r>
+    </w:p>
+    <w:p/>
+    <w:p>
+      <w:r>
+        <w:rPr>
+          <w:b/>
+          <w:bCs/>
+        </w:rPr>
+        <w:t>Komponens teszt: kosár gomb kattintás ellenőrzése</w:t>
+      </w:r>
+    </w:p>
+    <w:p>
+      <w:r>
+        <w:t xml:space="preserve">Ez a komponens teszt azt ellenőrzi, hogy a kosár gomb megnyomására valóban megnyílik-e a kosár, és a böngésző előzményállapota is megfelelően frissül. A teszt során a teljes App komponenst </w:t>
+      </w:r>
+      <w:proofErr w:type="spellStart"/>
+      <w:r>
+        <w:t>rendereljük</w:t>
+      </w:r>
+      <w:proofErr w:type="spellEnd"/>
+      <w:r>
+        <w:t xml:space="preserve">, majd szimuláljuk a felhasználói interakciót: rákattintunk a kosár gombra. Ezután ellenőrizzük, hogy a </w:t>
+      </w:r>
+      <w:proofErr w:type="spellStart"/>
+      <w:r>
+        <w:rPr>
+          <w:b/>
+          <w:bCs/>
+        </w:rPr>
+        <w:t>CartDrawer</w:t>
+      </w:r>
+      <w:proofErr w:type="spellEnd"/>
+      <w:r>
+        <w:t xml:space="preserve"> nevű komponens (amely a kosár megjelenítéséért felel) valóban nyitott állapotba kerül-e, vagyis a felhasználó számára láthatóvá válik a kosár. Emellett azt is vizsgáljuk, hogy a </w:t>
+      </w:r>
+      <w:proofErr w:type="spellStart"/>
+      <w:proofErr w:type="gramStart"/>
+      <w:r>
+        <w:rPr>
+          <w:b/>
+          <w:bCs/>
+        </w:rPr>
+        <w:t>window.history</w:t>
+      </w:r>
+      <w:proofErr w:type="gramEnd"/>
+      <w:r>
+        <w:rPr>
+          <w:b/>
+          <w:bCs/>
+        </w:rPr>
+        <w:t>.pushState</w:t>
+      </w:r>
+      <w:proofErr w:type="spellEnd"/>
+      <w:r>
+        <w:t xml:space="preserve"> függvény </w:t>
+      </w:r>
+      <w:proofErr w:type="spellStart"/>
+      <w:r>
+        <w:t>meghívódik</w:t>
+      </w:r>
+      <w:proofErr w:type="spellEnd"/>
+      <w:r>
+        <w:t xml:space="preserve">-e, és az előzményállapot tartalmazza-e az </w:t>
+      </w:r>
+      <w:proofErr w:type="spellStart"/>
+      <w:r>
+        <w:rPr>
+          <w:b/>
+          <w:bCs/>
+        </w:rPr>
+        <w:t>itteremCartOpen</w:t>
+      </w:r>
+      <w:proofErr w:type="spellEnd"/>
+      <w:r>
+        <w:t xml:space="preserve">: </w:t>
+      </w:r>
+      <w:proofErr w:type="spellStart"/>
+      <w:r>
+        <w:t>true</w:t>
+      </w:r>
+      <w:proofErr w:type="spellEnd"/>
+      <w:r>
+        <w:t xml:space="preserve"> jelölőt. Ez a teszt tehát azt garantálja, hogy a felhasználói </w:t>
+      </w:r>
+      <w:r>
+        <w:lastRenderedPageBreak/>
+        <w:t>felületen végzett művelet (kosár gomb kattintás) a várt módon módosítja mind a vizuális állapotot, mind a böngésző előzményét, így a komponens működése megfelel a specifikációnak.</w:t>
+      </w:r>
+    </w:p>
+    <w:p>
+      <w:r>
+        <w:drawing>
+          <wp:inline distT="0" distB="0" distL="0" distR="0" wp14:anchorId="1684B3F5" wp14:editId="70CAD9EF">
+            <wp:extent cx="5760720" cy="5374640"/>
+            <wp:effectExtent l="0" t="0" r="0" b="0"/>
+            <wp:docPr id="1363959219" name="Kép 4"/>
+            <wp:cNvGraphicFramePr>
+              <a:graphicFrameLocks xmlns:a="http://schemas.openxmlformats.org/drawingml/2006/main" noChangeAspect="1"/>
+            </wp:cNvGraphicFramePr>
+            <a:graphic xmlns:a="http://schemas.openxmlformats.org/drawingml/2006/main">
+              <a:graphicData uri="http://schemas.openxmlformats.org/drawingml/2006/picture">
+                <pic:pic xmlns:pic="http://schemas.openxmlformats.org/drawingml/2006/picture">
+                  <pic:nvPicPr>
+                    <pic:cNvPr id="0" name="Picture 18"/>
+                    <pic:cNvPicPr>
+                      <a:picLocks noChangeAspect="1" noChangeArrowheads="1"/>
+                    </pic:cNvPicPr>
+                  </pic:nvPicPr>
+                  <pic:blipFill>
+                    <a:blip r:embed="rId4" cstate="print">
+                      <a:extLst>
+                        <a:ext uri="{28A0092B-C50C-407E-A947-70E740481C1C}">
+                          <a14:useLocalDpi xmlns:a14="http://schemas.microsoft.com/office/drawing/2010/main" val="0"/>
+                        </a:ext>
+                      </a:extLst>
+                    </a:blip>
+                    <a:srcRect/>
+                    <a:stretch>
+                      <a:fillRect/>
+                    </a:stretch>
+                  </pic:blipFill>
+                  <pic:spPr bwMode="auto">
+                    <a:xfrm>
+                      <a:off x="0" y="0"/>
+                      <a:ext cx="5760720" cy="5374640"/>
+                    </a:xfrm>
+                    <a:prstGeom prst="rect">
+                      <a:avLst/>
+                    </a:prstGeom>
+                    <a:noFill/>
+                    <a:ln>
+                      <a:noFill/>
+                    </a:ln>
+                  </pic:spPr>
+                </pic:pic>
+              </a:graphicData>
+            </a:graphic>
+          </wp:inline>
+        </w:drawing>
+      </w:r>
+    </w:p>
+    <w:p>
+      <w:r>
+        <w:t xml:space="preserve">Ezen a képen látható, hogy a tesztek futtatásakor először hibát kaptunk, mivel a </w:t>
+      </w:r>
+      <w:proofErr w:type="spellStart"/>
+      <w:r>
+        <w:t>mockState</w:t>
+      </w:r>
+      <w:proofErr w:type="spellEnd"/>
+      <w:r>
+        <w:t xml:space="preserve"> </w:t>
+      </w:r>
+      <w:proofErr w:type="spellStart"/>
+      <w:r>
+        <w:t>ref</w:t>
+      </w:r>
+      <w:proofErr w:type="spellEnd"/>
+      <w:r>
+        <w:t>-szerű értékeit nem megfelelően hoztuk létre, ezért a tesztkörnyezet nem tudta kezelni a .</w:t>
+      </w:r>
+      <w:proofErr w:type="spellStart"/>
+      <w:r>
+        <w:t>value</w:t>
+      </w:r>
+      <w:proofErr w:type="spellEnd"/>
+      <w:r>
+        <w:t xml:space="preserve"> tulajdonságot. A hibák javítása után – amikor már minden </w:t>
+      </w:r>
+      <w:proofErr w:type="spellStart"/>
+      <w:r>
+        <w:t>ref-et</w:t>
+      </w:r>
+      <w:proofErr w:type="spellEnd"/>
+      <w:r>
+        <w:t xml:space="preserve"> helyesen </w:t>
+      </w:r>
+      <w:proofErr w:type="spellStart"/>
+      <w:r>
+        <w:t>mockoltunk</w:t>
+      </w:r>
+      <w:proofErr w:type="spellEnd"/>
+      <w:r>
+        <w:t xml:space="preserve"> – a tesztek sikeresen lefutottak, amit a terminálban a zöld "</w:t>
+      </w:r>
+      <w:proofErr w:type="spellStart"/>
+      <w:r>
+        <w:t>passed</w:t>
+      </w:r>
+      <w:proofErr w:type="spellEnd"/>
+      <w:r>
+        <w:t>" jelzés és a 0-s kilépési kód is igazol. Ez jól mutatja, hogy a tesztelési folyamat során a hibák gyorsan azonosíthatók és javíthatók, a végén pedig a helyes működés egyértelműen ellenőrizhető.</w:t>
+      </w:r>
+    </w:p>
+    <w:p/>
+    <w:p>
+      <w:r>
+        <w:rPr>
+          <w:b/>
+          <w:bCs/>
+          <w:u w:val="single"/>
+        </w:rPr>
+        <w:t xml:space="preserve">Készítette: </w:t>
+      </w:r>
+      <w:proofErr w:type="spellStart"/>
+      <w:r>
+        <w:rPr>
+          <w:b/>
+          <w:bCs/>
+          <w:u w:val="single"/>
+        </w:rPr>
+        <w:t>Glonczi</w:t>
+      </w:r>
+      <w:proofErr w:type="spellEnd"/>
+      <w:r>
+        <w:rPr>
+          <w:b/>
+          <w:bCs/>
+          <w:u w:val="single"/>
+        </w:rPr>
+        <w:t xml:space="preserve"> Tamás</w:t>
+      </w:r>
+    </w:p>
+    <w:p>
+      <w:r>
+        <w:lastRenderedPageBreak/>
+        <w:br/>
+      </w:r>
+      <w:r>
+        <w:br/>
+      </w:r>
+      <w:r>
         <w:t xml:space="preserve">Teszt </w:t>
       </w:r>
       <w:proofErr w:type="spellStart"/>
@@ -32,6 +586,9 @@
     </w:p>
     <w:p>
       <w:r>
+        <w:rPr>
+          <w:noProof/>
+        </w:rPr>
         <w:drawing>
           <wp:inline distT="0" distB="0" distL="0" distR="0" wp14:anchorId="4050E330" wp14:editId="26B25CD7">
             <wp:extent cx="5760720" cy="1997710"/>
@@ -48,7 +605,7 @@
                     <pic:cNvPicPr/>
                   </pic:nvPicPr>
                   <pic:blipFill>
-                    <a:blip r:embed="rId4"/>
+                    <a:blip r:embed="rId5"/>
                     <a:stretch>
                       <a:fillRect/>
                     </a:stretch>
@@ -683,7 +1240,6 @@
   <w:style w:type="character" w:default="1" w:styleId="Bekezdsalapbettpusa">
     <w:name w:val="Default Paragraph Font"/>
     <w:uiPriority w:val="1"/>
-    <w:semiHidden/>
     <w:unhideWhenUsed/>
   </w:style>
   <w:style w:type="table" w:default="1" w:styleId="Normltblzat">

--- a/Teszt dokumetáció.docx
+++ b/Teszt dokumetáció.docx
@@ -417,6 +417,9 @@
     </w:p>
     <w:p>
       <w:r>
+        <w:rPr>
+          <w:noProof/>
+        </w:rPr>
         <w:drawing>
           <wp:inline distT="0" distB="0" distL="0" distR="0" wp14:anchorId="1684B3F5" wp14:editId="70CAD9EF">
             <wp:extent cx="5760720" cy="5374640"/>
@@ -435,7 +438,7 @@
                     </pic:cNvPicPr>
                   </pic:nvPicPr>
                   <pic:blipFill>
-                    <a:blip r:embed="rId4" cstate="print">
+                    <a:blip r:embed="rId5" cstate="print">
                       <a:extLst>
                         <a:ext uri="{28A0092B-C50C-407E-A947-70E740481C1C}">
                           <a14:useLocalDpi xmlns:a14="http://schemas.microsoft.com/office/drawing/2010/main" val="0"/>
@@ -558,42 +561,62 @@
         <w:br/>
       </w:r>
       <w:r>
-        <w:t xml:space="preserve">Teszt </w:t>
-      </w:r>
-      <w:proofErr w:type="spellStart"/>
-      <w:r>
-        <w:t>dokumetáció</w:t>
+        <w:rPr>
+          <w:b/>
+          <w:bCs/>
+        </w:rPr>
+        <w:t xml:space="preserve">Tesztdokumentáció </w:t>
+      </w:r>
+      <w:proofErr w:type="spellStart"/>
+      <w:r>
+        <w:rPr>
+          <w:b/>
+          <w:bCs/>
+        </w:rPr>
+        <w:t>Itterem</w:t>
+      </w:r>
+      <w:proofErr w:type="spellEnd"/>
+      <w:r>
+        <w:rPr>
+          <w:b/>
+          <w:bCs/>
+        </w:rPr>
+        <w:t xml:space="preserve"> </w:t>
+      </w:r>
+      <w:proofErr w:type="spellStart"/>
+      <w:r>
+        <w:rPr>
+          <w:b/>
+          <w:bCs/>
+        </w:rPr>
+        <w:t>BackEnd</w:t>
+      </w:r>
+      <w:proofErr w:type="spellEnd"/>
+    </w:p>
+    <w:p/>
+    <w:p>
+      <w:r>
+        <w:t xml:space="preserve">Back end unit test Bejelentkezés </w:t>
+      </w:r>
+      <w:proofErr w:type="spellStart"/>
+      <w:r>
+        <w:t>Controllerre</w:t>
       </w:r>
       <w:proofErr w:type="spellEnd"/>
       <w:r>
         <w:t>:</w:t>
       </w:r>
     </w:p>
-    <w:p/>
-    <w:p/>
-    <w:p>
-      <w:r>
-        <w:t xml:space="preserve">Back end unit test Bejelentkezés </w:t>
-      </w:r>
-      <w:proofErr w:type="spellStart"/>
-      <w:r>
-        <w:t>Controllerre</w:t>
-      </w:r>
-      <w:proofErr w:type="spellEnd"/>
-      <w:r>
-        <w:t>:</w:t>
-      </w:r>
-    </w:p>
     <w:p>
       <w:r>
         <w:rPr>
           <w:noProof/>
         </w:rPr>
         <w:drawing>
-          <wp:inline distT="0" distB="0" distL="0" distR="0" wp14:anchorId="4050E330" wp14:editId="26B25CD7">
-            <wp:extent cx="5760720" cy="1997710"/>
-            <wp:effectExtent l="0" t="0" r="0" b="2540"/>
-            <wp:docPr id="2139950854" name="Kép 1"/>
+          <wp:inline distT="0" distB="0" distL="0" distR="0" wp14:anchorId="6043FD59" wp14:editId="63A51337">
+            <wp:extent cx="5760720" cy="1595120"/>
+            <wp:effectExtent l="0" t="0" r="0" b="5080"/>
+            <wp:docPr id="1853317323" name="Kép 1"/>
             <wp:cNvGraphicFramePr>
               <a:graphicFrameLocks xmlns:a="http://schemas.openxmlformats.org/drawingml/2006/main" noChangeAspect="1"/>
             </wp:cNvGraphicFramePr>
@@ -601,11 +624,11 @@
               <a:graphicData uri="http://schemas.openxmlformats.org/drawingml/2006/picture">
                 <pic:pic xmlns:pic="http://schemas.openxmlformats.org/drawingml/2006/picture">
                   <pic:nvPicPr>
-                    <pic:cNvPr id="2139950854" name=""/>
+                    <pic:cNvPr id="1853317323" name=""/>
                     <pic:cNvPicPr/>
                   </pic:nvPicPr>
                   <pic:blipFill>
-                    <a:blip r:embed="rId5"/>
+                    <a:blip r:embed="rId6"/>
                     <a:stretch>
                       <a:fillRect/>
                     </a:stretch>
@@ -613,7 +636,7 @@
                   <pic:spPr>
                     <a:xfrm>
                       <a:off x="0" y="0"/>
-                      <a:ext cx="5760720" cy="1997710"/>
+                      <a:ext cx="5760720" cy="1595120"/>
                     </a:xfrm>
                     <a:prstGeom prst="rect">
                       <a:avLst/>
@@ -626,7 +649,923 @@
         </w:drawing>
       </w:r>
     </w:p>
-    <w:p/>
+    <w:p>
+      <w:r>
+        <w:t>Bejelentkezés Végpontok tesztelése.</w:t>
+      </w:r>
+    </w:p>
+    <w:p>
+      <w:pPr>
+        <w:rPr>
+          <w:b/>
+          <w:bCs/>
+          <w:u w:val="single"/>
+          <w:lang w:val="en-US"/>
+        </w:rPr>
+      </w:pPr>
+      <w:proofErr w:type="spellStart"/>
+      <w:r>
+        <w:rPr>
+          <w:b/>
+          <w:bCs/>
+          <w:u w:val="single"/>
+          <w:lang w:val="en-US"/>
+        </w:rPr>
+        <w:t>Login_WithCurrentStructure_ReturnsServerError</w:t>
+      </w:r>
+      <w:proofErr w:type="spellEnd"/>
+    </w:p>
+    <w:p>
+      <w:pPr>
+        <w:rPr>
+          <w:lang w:val="en-US"/>
+        </w:rPr>
+      </w:pPr>
+      <w:proofErr w:type="spellStart"/>
+      <w:r>
+        <w:rPr>
+          <w:lang w:val="en-US"/>
+        </w:rPr>
+        <w:t>Teszteli</w:t>
+      </w:r>
+      <w:proofErr w:type="spellEnd"/>
+      <w:r>
+        <w:rPr>
+          <w:lang w:val="en-US"/>
+        </w:rPr>
+        <w:t xml:space="preserve">, </w:t>
+      </w:r>
+      <w:proofErr w:type="spellStart"/>
+      <w:r>
+        <w:rPr>
+          <w:lang w:val="en-US"/>
+        </w:rPr>
+        <w:t>hogy</w:t>
+      </w:r>
+      <w:proofErr w:type="spellEnd"/>
+      <w:r>
+        <w:rPr>
+          <w:lang w:val="en-US"/>
+        </w:rPr>
+        <w:t xml:space="preserve"> </w:t>
+      </w:r>
+      <w:proofErr w:type="spellStart"/>
+      <w:r>
+        <w:rPr>
+          <w:lang w:val="en-US"/>
+        </w:rPr>
+        <w:t>az</w:t>
+      </w:r>
+      <w:proofErr w:type="spellEnd"/>
+      <w:r>
+        <w:rPr>
+          <w:lang w:val="en-US"/>
+        </w:rPr>
+        <w:t xml:space="preserve"> </w:t>
+      </w:r>
+      <w:proofErr w:type="spellStart"/>
+      <w:r>
+        <w:rPr>
+          <w:lang w:val="en-US"/>
+        </w:rPr>
+        <w:t>alap</w:t>
+      </w:r>
+      <w:proofErr w:type="spellEnd"/>
+      <w:r>
+        <w:rPr>
+          <w:lang w:val="en-US"/>
+        </w:rPr>
+        <w:t xml:space="preserve"> </w:t>
+      </w:r>
+      <w:proofErr w:type="spellStart"/>
+      <w:r>
+        <w:rPr>
+          <w:lang w:val="en-US"/>
+        </w:rPr>
+        <w:t>bejelentkezés</w:t>
+      </w:r>
+      <w:proofErr w:type="spellEnd"/>
+      <w:r>
+        <w:rPr>
+          <w:lang w:val="en-US"/>
+        </w:rPr>
+        <w:t xml:space="preserve"> DB </w:t>
+      </w:r>
+      <w:proofErr w:type="spellStart"/>
+      <w:r>
+        <w:rPr>
+          <w:lang w:val="en-US"/>
+        </w:rPr>
+        <w:t>nélkül</w:t>
+      </w:r>
+      <w:proofErr w:type="spellEnd"/>
+      <w:r>
+        <w:rPr>
+          <w:lang w:val="en-US"/>
+        </w:rPr>
+        <w:t xml:space="preserve"> 500-as </w:t>
+      </w:r>
+      <w:proofErr w:type="spellStart"/>
+      <w:r>
+        <w:rPr>
+          <w:lang w:val="en-US"/>
+        </w:rPr>
+        <w:t>hibát</w:t>
+      </w:r>
+      <w:proofErr w:type="spellEnd"/>
+      <w:r>
+        <w:rPr>
+          <w:lang w:val="en-US"/>
+        </w:rPr>
+        <w:t xml:space="preserve"> ad-e.</w:t>
+      </w:r>
+    </w:p>
+    <w:p>
+      <w:pPr>
+        <w:rPr>
+          <w:b/>
+          <w:bCs/>
+          <w:u w:val="single"/>
+          <w:lang w:val="en-US"/>
+        </w:rPr>
+      </w:pPr>
+      <w:proofErr w:type="spellStart"/>
+      <w:r>
+        <w:rPr>
+          <w:b/>
+          <w:bCs/>
+          <w:u w:val="single"/>
+          <w:lang w:val="en-US"/>
+        </w:rPr>
+        <w:t>Login_InvalidEmail_ReturnsServerError</w:t>
+      </w:r>
+      <w:proofErr w:type="spellEnd"/>
+      <w:r>
+        <w:rPr>
+          <w:b/>
+          <w:bCs/>
+          <w:u w:val="single"/>
+          <w:lang w:val="en-US"/>
+        </w:rPr>
+        <w:t xml:space="preserve"> </w:t>
+      </w:r>
+    </w:p>
+    <w:p>
+      <w:pPr>
+        <w:rPr>
+          <w:lang w:val="en-US"/>
+        </w:rPr>
+      </w:pPr>
+      <w:r>
+        <w:rPr>
+          <w:lang w:val="en-US"/>
+        </w:rPr>
+        <w:t xml:space="preserve"> </w:t>
+      </w:r>
+      <w:proofErr w:type="spellStart"/>
+      <w:r>
+        <w:rPr>
+          <w:lang w:val="en-US"/>
+        </w:rPr>
+        <w:t>Rossz</w:t>
+      </w:r>
+      <w:proofErr w:type="spellEnd"/>
+      <w:r>
+        <w:rPr>
+          <w:lang w:val="en-US"/>
+        </w:rPr>
+        <w:t xml:space="preserve"> e-mail </w:t>
+      </w:r>
+      <w:proofErr w:type="spellStart"/>
+      <w:r>
+        <w:rPr>
+          <w:lang w:val="en-US"/>
+        </w:rPr>
+        <w:t>tesztelése</w:t>
+      </w:r>
+      <w:proofErr w:type="spellEnd"/>
+      <w:r>
+        <w:rPr>
+          <w:lang w:val="en-US"/>
+        </w:rPr>
+        <w:t xml:space="preserve"> </w:t>
+      </w:r>
+      <w:proofErr w:type="spellStart"/>
+      <w:r>
+        <w:rPr>
+          <w:lang w:val="en-US"/>
+        </w:rPr>
+        <w:t>igazi</w:t>
+      </w:r>
+      <w:proofErr w:type="spellEnd"/>
+      <w:r>
+        <w:rPr>
+          <w:lang w:val="en-US"/>
+        </w:rPr>
+        <w:t xml:space="preserve"> DB </w:t>
+      </w:r>
+      <w:proofErr w:type="spellStart"/>
+      <w:r>
+        <w:rPr>
+          <w:lang w:val="en-US"/>
+        </w:rPr>
+        <w:t>hívással</w:t>
+      </w:r>
+      <w:proofErr w:type="spellEnd"/>
+      <w:r>
+        <w:rPr>
+          <w:lang w:val="en-US"/>
+        </w:rPr>
+        <w:t xml:space="preserve"> (</w:t>
+      </w:r>
+      <w:proofErr w:type="spellStart"/>
+      <w:r>
+        <w:rPr>
+          <w:lang w:val="en-US"/>
+        </w:rPr>
+        <w:t>eredmény</w:t>
+      </w:r>
+      <w:proofErr w:type="spellEnd"/>
+      <w:r>
+        <w:rPr>
+          <w:lang w:val="en-US"/>
+        </w:rPr>
+        <w:t xml:space="preserve">: 500-as </w:t>
+      </w:r>
+      <w:proofErr w:type="spellStart"/>
+      <w:r>
+        <w:rPr>
+          <w:lang w:val="en-US"/>
+        </w:rPr>
+        <w:t>hiba</w:t>
+      </w:r>
+      <w:proofErr w:type="spellEnd"/>
+      <w:r>
+        <w:rPr>
+          <w:lang w:val="en-US"/>
+        </w:rPr>
+        <w:t>).</w:t>
+      </w:r>
+    </w:p>
+    <w:p>
+      <w:pPr>
+        <w:rPr>
+          <w:b/>
+          <w:bCs/>
+          <w:u w:val="single"/>
+          <w:lang w:val="en-US"/>
+        </w:rPr>
+      </w:pPr>
+      <w:proofErr w:type="spellStart"/>
+      <w:r>
+        <w:rPr>
+          <w:b/>
+          <w:bCs/>
+          <w:u w:val="single"/>
+          <w:lang w:val="en-US"/>
+        </w:rPr>
+        <w:t>Login_InvalidPassword_ReturnsServerError</w:t>
+      </w:r>
+      <w:proofErr w:type="spellEnd"/>
+      <w:r>
+        <w:rPr>
+          <w:b/>
+          <w:bCs/>
+          <w:u w:val="single"/>
+          <w:lang w:val="en-US"/>
+        </w:rPr>
+        <w:t xml:space="preserve"> </w:t>
+      </w:r>
+    </w:p>
+    <w:p>
+      <w:pPr>
+        <w:rPr>
+          <w:lang w:val="en-US"/>
+        </w:rPr>
+      </w:pPr>
+      <w:r>
+        <w:rPr>
+          <w:lang w:val="en-US"/>
+        </w:rPr>
+        <w:t xml:space="preserve"> </w:t>
+      </w:r>
+      <w:proofErr w:type="spellStart"/>
+      <w:r>
+        <w:rPr>
+          <w:lang w:val="en-US"/>
+        </w:rPr>
+        <w:t>Rossz</w:t>
+      </w:r>
+      <w:proofErr w:type="spellEnd"/>
+      <w:r>
+        <w:rPr>
+          <w:lang w:val="en-US"/>
+        </w:rPr>
+        <w:t xml:space="preserve"> </w:t>
+      </w:r>
+      <w:proofErr w:type="spellStart"/>
+      <w:r>
+        <w:rPr>
+          <w:lang w:val="en-US"/>
+        </w:rPr>
+        <w:t>jelszó</w:t>
+      </w:r>
+      <w:proofErr w:type="spellEnd"/>
+      <w:r>
+        <w:rPr>
+          <w:lang w:val="en-US"/>
+        </w:rPr>
+        <w:t xml:space="preserve"> </w:t>
+      </w:r>
+      <w:proofErr w:type="spellStart"/>
+      <w:r>
+        <w:rPr>
+          <w:lang w:val="en-US"/>
+        </w:rPr>
+        <w:t>tesztelése</w:t>
+      </w:r>
+      <w:proofErr w:type="spellEnd"/>
+      <w:r>
+        <w:rPr>
+          <w:lang w:val="en-US"/>
+        </w:rPr>
+        <w:t xml:space="preserve"> </w:t>
+      </w:r>
+      <w:proofErr w:type="spellStart"/>
+      <w:r>
+        <w:rPr>
+          <w:lang w:val="en-US"/>
+        </w:rPr>
+        <w:t>igazi</w:t>
+      </w:r>
+      <w:proofErr w:type="spellEnd"/>
+      <w:r>
+        <w:rPr>
+          <w:lang w:val="en-US"/>
+        </w:rPr>
+        <w:t xml:space="preserve"> DB </w:t>
+      </w:r>
+      <w:proofErr w:type="spellStart"/>
+      <w:r>
+        <w:rPr>
+          <w:lang w:val="en-US"/>
+        </w:rPr>
+        <w:t>hívással</w:t>
+      </w:r>
+      <w:proofErr w:type="spellEnd"/>
+      <w:r>
+        <w:rPr>
+          <w:lang w:val="en-US"/>
+        </w:rPr>
+        <w:t xml:space="preserve"> (</w:t>
+      </w:r>
+      <w:proofErr w:type="spellStart"/>
+      <w:r>
+        <w:rPr>
+          <w:lang w:val="en-US"/>
+        </w:rPr>
+        <w:t>eredmény</w:t>
+      </w:r>
+      <w:proofErr w:type="spellEnd"/>
+      <w:r>
+        <w:rPr>
+          <w:lang w:val="en-US"/>
+        </w:rPr>
+        <w:t xml:space="preserve">: 500-as </w:t>
+      </w:r>
+      <w:proofErr w:type="spellStart"/>
+      <w:r>
+        <w:rPr>
+          <w:lang w:val="en-US"/>
+        </w:rPr>
+        <w:t>hiba</w:t>
+      </w:r>
+      <w:proofErr w:type="spellEnd"/>
+      <w:r>
+        <w:rPr>
+          <w:lang w:val="en-US"/>
+        </w:rPr>
+        <w:t>).</w:t>
+      </w:r>
+    </w:p>
+    <w:p>
+      <w:pPr>
+        <w:rPr>
+          <w:b/>
+          <w:bCs/>
+          <w:lang w:val="en-US"/>
+        </w:rPr>
+      </w:pPr>
+      <w:r>
+        <w:rPr>
+          <w:b/>
+          <w:bCs/>
+          <w:lang w:val="en-US"/>
+        </w:rPr>
+        <w:t>MockLogin_ValidCredenti</w:t>
+      </w:r>
+      <w:r>
+        <w:rPr>
+          <w:b/>
+          <w:bCs/>
+          <w:lang w:val="en-US"/>
+        </w:rPr>
+        <w:t>X</w:t>
+      </w:r>
+      <w:r>
+        <w:rPr>
+          <w:b/>
+          <w:bCs/>
+          <w:lang w:val="en-US"/>
+        </w:rPr>
+        <w:t xml:space="preserve">als_Returns200Ok </w:t>
+      </w:r>
+    </w:p>
+    <w:p>
+      <w:pPr>
+        <w:rPr>
+          <w:lang w:val="en-US"/>
+        </w:rPr>
+      </w:pPr>
+      <w:r>
+        <w:rPr>
+          <w:lang w:val="en-US"/>
+        </w:rPr>
+        <w:t xml:space="preserve"> </w:t>
+      </w:r>
+      <w:proofErr w:type="spellStart"/>
+      <w:r>
+        <w:rPr>
+          <w:lang w:val="en-US"/>
+        </w:rPr>
+        <w:t>Szimulált</w:t>
+      </w:r>
+      <w:proofErr w:type="spellEnd"/>
+      <w:r>
+        <w:rPr>
+          <w:lang w:val="en-US"/>
+        </w:rPr>
+        <w:t xml:space="preserve"> (mock) </w:t>
+      </w:r>
+      <w:proofErr w:type="spellStart"/>
+      <w:r>
+        <w:rPr>
+          <w:lang w:val="en-US"/>
+        </w:rPr>
+        <w:t>sikeres</w:t>
+      </w:r>
+      <w:proofErr w:type="spellEnd"/>
+      <w:r>
+        <w:rPr>
+          <w:lang w:val="en-US"/>
+        </w:rPr>
+        <w:t xml:space="preserve"> </w:t>
+      </w:r>
+      <w:proofErr w:type="spellStart"/>
+      <w:r>
+        <w:rPr>
+          <w:lang w:val="en-US"/>
+        </w:rPr>
+        <w:t>bejelentkezés</w:t>
+      </w:r>
+      <w:proofErr w:type="spellEnd"/>
+      <w:r>
+        <w:rPr>
+          <w:lang w:val="en-US"/>
+        </w:rPr>
+        <w:t xml:space="preserve"> </w:t>
+      </w:r>
+      <w:proofErr w:type="spellStart"/>
+      <w:r>
+        <w:rPr>
+          <w:lang w:val="en-US"/>
+        </w:rPr>
+        <w:t>ellenőrzése</w:t>
+      </w:r>
+      <w:proofErr w:type="spellEnd"/>
+      <w:r>
+        <w:rPr>
+          <w:lang w:val="en-US"/>
+        </w:rPr>
+        <w:t xml:space="preserve"> (200 OK </w:t>
+      </w:r>
+      <w:proofErr w:type="spellStart"/>
+      <w:r>
+        <w:rPr>
+          <w:lang w:val="en-US"/>
+        </w:rPr>
+        <w:t>kód</w:t>
+      </w:r>
+      <w:proofErr w:type="spellEnd"/>
+      <w:r>
+        <w:rPr>
+          <w:lang w:val="en-US"/>
+        </w:rPr>
+        <w:t xml:space="preserve"> </w:t>
+      </w:r>
+      <w:proofErr w:type="spellStart"/>
+      <w:r>
+        <w:rPr>
+          <w:lang w:val="en-US"/>
+        </w:rPr>
+        <w:t>és</w:t>
+      </w:r>
+      <w:proofErr w:type="spellEnd"/>
+      <w:r>
+        <w:rPr>
+          <w:lang w:val="en-US"/>
+        </w:rPr>
+        <w:t xml:space="preserve"> token).</w:t>
+      </w:r>
+    </w:p>
+    <w:p>
+      <w:pPr>
+        <w:rPr>
+          <w:b/>
+          <w:bCs/>
+          <w:u w:val="single"/>
+          <w:lang w:val="en-US"/>
+        </w:rPr>
+      </w:pPr>
+      <w:r>
+        <w:rPr>
+          <w:b/>
+          <w:bCs/>
+          <w:u w:val="single"/>
+          <w:lang w:val="en-US"/>
+        </w:rPr>
+        <w:t xml:space="preserve">MockLogin_WrongEmail_Returns404NotFound </w:t>
+      </w:r>
+    </w:p>
+    <w:p>
+      <w:pPr>
+        <w:rPr>
+          <w:lang w:val="en-US"/>
+        </w:rPr>
+      </w:pPr>
+      <w:r>
+        <w:rPr>
+          <w:lang w:val="en-US"/>
+        </w:rPr>
+        <w:t xml:space="preserve"> </w:t>
+      </w:r>
+      <w:proofErr w:type="spellStart"/>
+      <w:r>
+        <w:rPr>
+          <w:lang w:val="en-US"/>
+        </w:rPr>
+        <w:t>Szimulált</w:t>
+      </w:r>
+      <w:proofErr w:type="spellEnd"/>
+      <w:r>
+        <w:rPr>
+          <w:lang w:val="en-US"/>
+        </w:rPr>
+        <w:t xml:space="preserve"> </w:t>
+      </w:r>
+      <w:proofErr w:type="spellStart"/>
+      <w:r>
+        <w:rPr>
+          <w:lang w:val="en-US"/>
+        </w:rPr>
+        <w:t>bejelentkezés</w:t>
+      </w:r>
+      <w:proofErr w:type="spellEnd"/>
+      <w:r>
+        <w:rPr>
+          <w:lang w:val="en-US"/>
+        </w:rPr>
+        <w:t xml:space="preserve"> </w:t>
+      </w:r>
+      <w:proofErr w:type="spellStart"/>
+      <w:r>
+        <w:rPr>
+          <w:lang w:val="en-US"/>
+        </w:rPr>
+        <w:t>rossz</w:t>
+      </w:r>
+      <w:proofErr w:type="spellEnd"/>
+      <w:r>
+        <w:rPr>
+          <w:lang w:val="en-US"/>
+        </w:rPr>
+        <w:t xml:space="preserve"> e-</w:t>
+      </w:r>
+      <w:proofErr w:type="spellStart"/>
+      <w:r>
+        <w:rPr>
+          <w:lang w:val="en-US"/>
+        </w:rPr>
+        <w:t>maillel</w:t>
+      </w:r>
+      <w:proofErr w:type="spellEnd"/>
+      <w:r>
+        <w:rPr>
+          <w:lang w:val="en-US"/>
+        </w:rPr>
+        <w:t xml:space="preserve"> (</w:t>
+      </w:r>
+      <w:proofErr w:type="spellStart"/>
+      <w:r>
+        <w:rPr>
+          <w:lang w:val="en-US"/>
+        </w:rPr>
+        <w:t>eredmény</w:t>
+      </w:r>
+      <w:proofErr w:type="spellEnd"/>
+      <w:r>
+        <w:rPr>
+          <w:lang w:val="en-US"/>
+        </w:rPr>
+        <w:t xml:space="preserve">: 404-es </w:t>
+      </w:r>
+      <w:proofErr w:type="spellStart"/>
+      <w:r>
+        <w:rPr>
+          <w:lang w:val="en-US"/>
+        </w:rPr>
+        <w:t>hiba</w:t>
+      </w:r>
+      <w:proofErr w:type="spellEnd"/>
+      <w:r>
+        <w:rPr>
+          <w:lang w:val="en-US"/>
+        </w:rPr>
+        <w:t>).</w:t>
+      </w:r>
+    </w:p>
+    <w:p>
+      <w:pPr>
+        <w:rPr>
+          <w:b/>
+          <w:bCs/>
+          <w:u w:val="single"/>
+          <w:lang w:val="en-US"/>
+        </w:rPr>
+      </w:pPr>
+      <w:r>
+        <w:rPr>
+          <w:b/>
+          <w:bCs/>
+          <w:u w:val="single"/>
+          <w:lang w:val="en-US"/>
+        </w:rPr>
+        <w:t xml:space="preserve">MockLogin_WrongPassword_Returns404NotFound </w:t>
+      </w:r>
+    </w:p>
+    <w:p>
+      <w:pPr>
+        <w:rPr>
+          <w:lang w:val="en-US"/>
+        </w:rPr>
+      </w:pPr>
+      <w:proofErr w:type="spellStart"/>
+      <w:r>
+        <w:rPr>
+          <w:lang w:val="en-US"/>
+        </w:rPr>
+        <w:t>Szimulált</w:t>
+      </w:r>
+      <w:proofErr w:type="spellEnd"/>
+      <w:r>
+        <w:rPr>
+          <w:lang w:val="en-US"/>
+        </w:rPr>
+        <w:t xml:space="preserve"> </w:t>
+      </w:r>
+      <w:proofErr w:type="spellStart"/>
+      <w:r>
+        <w:rPr>
+          <w:lang w:val="en-US"/>
+        </w:rPr>
+        <w:t>bejelentkezés</w:t>
+      </w:r>
+      <w:proofErr w:type="spellEnd"/>
+      <w:r>
+        <w:rPr>
+          <w:lang w:val="en-US"/>
+        </w:rPr>
+        <w:t xml:space="preserve"> </w:t>
+      </w:r>
+      <w:proofErr w:type="spellStart"/>
+      <w:r>
+        <w:rPr>
+          <w:lang w:val="en-US"/>
+        </w:rPr>
+        <w:t>rossz</w:t>
+      </w:r>
+      <w:proofErr w:type="spellEnd"/>
+      <w:r>
+        <w:rPr>
+          <w:lang w:val="en-US"/>
+        </w:rPr>
+        <w:t xml:space="preserve"> </w:t>
+      </w:r>
+      <w:proofErr w:type="spellStart"/>
+      <w:r>
+        <w:rPr>
+          <w:lang w:val="en-US"/>
+        </w:rPr>
+        <w:t>jelszóval</w:t>
+      </w:r>
+      <w:proofErr w:type="spellEnd"/>
+      <w:r>
+        <w:rPr>
+          <w:lang w:val="en-US"/>
+        </w:rPr>
+        <w:t xml:space="preserve"> (</w:t>
+      </w:r>
+      <w:proofErr w:type="spellStart"/>
+      <w:r>
+        <w:rPr>
+          <w:lang w:val="en-US"/>
+        </w:rPr>
+        <w:t>eredmény</w:t>
+      </w:r>
+      <w:proofErr w:type="spellEnd"/>
+      <w:r>
+        <w:rPr>
+          <w:lang w:val="en-US"/>
+        </w:rPr>
+        <w:t xml:space="preserve">: 404-es </w:t>
+      </w:r>
+      <w:proofErr w:type="spellStart"/>
+      <w:r>
+        <w:rPr>
+          <w:lang w:val="en-US"/>
+        </w:rPr>
+        <w:t>hiba</w:t>
+      </w:r>
+      <w:proofErr w:type="spellEnd"/>
+      <w:r>
+        <w:rPr>
+          <w:lang w:val="en-US"/>
+        </w:rPr>
+        <w:t>).</w:t>
+      </w:r>
+    </w:p>
+    <w:p>
+      <w:pPr>
+        <w:rPr>
+          <w:b/>
+          <w:bCs/>
+          <w:u w:val="single"/>
+          <w:lang w:val="en-US"/>
+        </w:rPr>
+      </w:pPr>
+      <w:r>
+        <w:rPr>
+          <w:b/>
+          <w:bCs/>
+          <w:u w:val="single"/>
+          <w:lang w:val="en-US"/>
+        </w:rPr>
+        <w:t xml:space="preserve">MockLogin_NonExistingUser_Returns404NotFound </w:t>
+      </w:r>
+    </w:p>
+    <w:p>
+      <w:pPr>
+        <w:rPr>
+          <w:lang w:val="en-US"/>
+        </w:rPr>
+      </w:pPr>
+      <w:r>
+        <w:rPr>
+          <w:lang w:val="en-US"/>
+        </w:rPr>
+        <w:t xml:space="preserve"> </w:t>
+      </w:r>
+      <w:proofErr w:type="spellStart"/>
+      <w:r>
+        <w:rPr>
+          <w:lang w:val="en-US"/>
+        </w:rPr>
+        <w:t>Szimulált</w:t>
+      </w:r>
+      <w:proofErr w:type="spellEnd"/>
+      <w:r>
+        <w:rPr>
+          <w:lang w:val="en-US"/>
+        </w:rPr>
+        <w:t xml:space="preserve"> </w:t>
+      </w:r>
+      <w:proofErr w:type="spellStart"/>
+      <w:r>
+        <w:rPr>
+          <w:lang w:val="en-US"/>
+        </w:rPr>
+        <w:t>bejelentkezés</w:t>
+      </w:r>
+      <w:proofErr w:type="spellEnd"/>
+      <w:r>
+        <w:rPr>
+          <w:lang w:val="en-US"/>
+        </w:rPr>
+        <w:t xml:space="preserve"> </w:t>
+      </w:r>
+      <w:proofErr w:type="spellStart"/>
+      <w:r>
+        <w:rPr>
+          <w:lang w:val="en-US"/>
+        </w:rPr>
+        <w:t>nem</w:t>
+      </w:r>
+      <w:proofErr w:type="spellEnd"/>
+      <w:r>
+        <w:rPr>
+          <w:lang w:val="en-US"/>
+        </w:rPr>
+        <w:t xml:space="preserve"> </w:t>
+      </w:r>
+      <w:proofErr w:type="spellStart"/>
+      <w:r>
+        <w:rPr>
+          <w:lang w:val="en-US"/>
+        </w:rPr>
+        <w:t>létező</w:t>
+      </w:r>
+      <w:proofErr w:type="spellEnd"/>
+      <w:r>
+        <w:rPr>
+          <w:lang w:val="en-US"/>
+        </w:rPr>
+        <w:t xml:space="preserve"> </w:t>
+      </w:r>
+      <w:proofErr w:type="spellStart"/>
+      <w:r>
+        <w:rPr>
+          <w:lang w:val="en-US"/>
+        </w:rPr>
+        <w:t>fiókkal</w:t>
+      </w:r>
+      <w:proofErr w:type="spellEnd"/>
+      <w:r>
+        <w:rPr>
+          <w:lang w:val="en-US"/>
+        </w:rPr>
+        <w:t xml:space="preserve"> (</w:t>
+      </w:r>
+      <w:proofErr w:type="spellStart"/>
+      <w:r>
+        <w:rPr>
+          <w:lang w:val="en-US"/>
+        </w:rPr>
+        <w:t>eredmény</w:t>
+      </w:r>
+      <w:proofErr w:type="spellEnd"/>
+      <w:r>
+        <w:rPr>
+          <w:lang w:val="en-US"/>
+        </w:rPr>
+        <w:t xml:space="preserve">: 404-es </w:t>
+      </w:r>
+      <w:proofErr w:type="spellStart"/>
+      <w:r>
+        <w:rPr>
+          <w:lang w:val="en-US"/>
+        </w:rPr>
+        <w:t>hiba</w:t>
+      </w:r>
+      <w:proofErr w:type="spellEnd"/>
+      <w:r>
+        <w:rPr>
+          <w:lang w:val="en-US"/>
+        </w:rPr>
+        <w:t>).</w:t>
+      </w:r>
+    </w:p>
+    <w:p>
+      <w:pPr>
+        <w:rPr>
+          <w:lang w:val="en-US"/>
+        </w:rPr>
+      </w:pPr>
+    </w:p>
+    <w:p>
+      <w:pPr>
+        <w:rPr>
+          <w:lang w:val="en-US"/>
+        </w:rPr>
+      </w:pPr>
+    </w:p>
+    <w:p>
+      <w:r>
+        <w:rPr>
+          <w:b/>
+          <w:bCs/>
+          <w:u w:val="single"/>
+        </w:rPr>
+        <w:t xml:space="preserve">Készítette: </w:t>
+      </w:r>
+      <w:r>
+        <w:rPr>
+          <w:b/>
+          <w:bCs/>
+          <w:u w:val="single"/>
+        </w:rPr>
+        <w:t>Kulcsár Dénes</w:t>
+      </w:r>
+    </w:p>
     <w:sectPr>
       <w:pgSz w:w="11906" w:h="16838"/>
       <w:pgMar w:top="1417" w:right="1417" w:bottom="1417" w:left="1417" w:header="708" w:footer="708" w:gutter="0"/>
@@ -635,6 +1574,127 @@
     </w:sectPr>
   </w:body>
 </w:document>
+</file>
+
+<file path=word/numbering.xml><?xml version="1.0" encoding="utf-8"?>
+<w:numbering xmlns:wpc="http://schemas.microsoft.com/office/word/2010/wordprocessingCanvas" xmlns:cx="http://schemas.microsoft.com/office/drawing/2014/chartex" xmlns:cx1="http://schemas.microsoft.com/office/drawing/2015/9/8/chartex" xmlns:cx2="http://schemas.microsoft.com/office/drawing/2015/10/21/chartex" xmlns:cx3="http://schemas.microsoft.com/office/drawing/2016/5/9/chartex" xmlns:cx4="http://schemas.microsoft.com/office/drawing/2016/5/10/chartex" xmlns:cx5="http://schemas.microsoft.com/office/drawing/2016/5/11/chartex" xmlns:cx6="http://schemas.microsoft.com/office/drawing/2016/5/12/chartex" xmlns:cx7="http://schemas.microsoft.com/office/drawing/2016/5/13/chartex" xmlns:cx8="http://schemas.microsoft.com/office/drawing/2016/5/14/chartex" xmlns:mc="http://schemas.openxmlformats.org/markup-compatibility/2006" xmlns:aink="http://schemas.microsoft.com/office/drawing/2016/ink" xmlns:am3d="http://schemas.microsoft.com/office/drawing/2017/model3d" xmlns:o="urn:schemas-microsoft-com:office:office" xmlns:oel="http://schemas.microsoft.com/office/2019/extlst" xmlns:r="http://schemas.openxmlformats.org/officeDocument/2006/relationships" xmlns:m="http://schemas.openxmlformats.org/officeDocument/2006/math" xmlns:v="urn:schemas-microsoft-com:vml" xmlns:wp14="http://schemas.microsoft.com/office/word/2010/wordprocessingDrawing" xmlns:wp="http://schemas.openxmlformats.org/drawingml/2006/wordprocessingDrawing" xmlns:w10="urn:schemas-microsoft-com:office:word" xmlns:w="http://schemas.openxmlformats.org/wordprocessingml/2006/main" xmlns:w14="http://schemas.microsoft.com/office/word/2010/wordml" xmlns:w15="http://schemas.microsoft.com/office/word/2012/wordml" xmlns:w16cex="http://schemas.microsoft.com/office/word/2018/wordml/cex" xmlns:w16cid="http://schemas.microsoft.com/office/word/2016/wordml/cid" xmlns:w16="http://schemas.microsoft.com/office/word/2018/wordml" xmlns:w16du="http://schemas.microsoft.com/office/word/2023/wordml/word16du" xmlns:w16sdtdh="http://schemas.microsoft.com/office/word/2020/wordml/sdtdatahash" xmlns:w16sdtfl="http://schemas.microsoft.com/office/word/2024/wordml/sdtformatlock" xmlns:w16se="http://schemas.microsoft.com/office/word/2015/wordml/symex" xmlns:wpg="http://schemas.microsoft.com/office/word/2010/wordprocessingGroup" xmlns:wpi="http://schemas.microsoft.com/office/word/2010/wordprocessingInk" xmlns:wne="http://schemas.microsoft.com/office/word/2006/wordml" xmlns:wps="http://schemas.microsoft.com/office/word/2010/wordprocessingShape" mc:Ignorable="w14 w15 w16se w16cid w16 w16cex w16sdtdh w16sdtfl w16du wp14">
+  <w:abstractNum w:abstractNumId="0" w15:restartNumberingAfterBreak="0">
+    <w:nsid w:val="552411CF"/>
+    <w:multiLevelType w:val="hybridMultilevel"/>
+    <w:tmpl w:val="C26C3E2A"/>
+    <w:lvl w:ilvl="0" w:tplc="040E0001">
+      <w:start w:val="1"/>
+      <w:numFmt w:val="bullet"/>
+      <w:lvlText w:val=""/>
+      <w:lvlJc w:val="left"/>
+      <w:pPr>
+        <w:ind w:left="720" w:hanging="360"/>
+      </w:pPr>
+      <w:rPr>
+        <w:rFonts w:ascii="Symbol" w:hAnsi="Symbol" w:hint="default"/>
+      </w:rPr>
+    </w:lvl>
+    <w:lvl w:ilvl="1" w:tplc="040E0003" w:tentative="1">
+      <w:start w:val="1"/>
+      <w:numFmt w:val="bullet"/>
+      <w:lvlText w:val="o"/>
+      <w:lvlJc w:val="left"/>
+      <w:pPr>
+        <w:ind w:left="1440" w:hanging="360"/>
+      </w:pPr>
+      <w:rPr>
+        <w:rFonts w:ascii="Courier New" w:hAnsi="Courier New" w:cs="Courier New" w:hint="default"/>
+      </w:rPr>
+    </w:lvl>
+    <w:lvl w:ilvl="2" w:tplc="040E0005" w:tentative="1">
+      <w:start w:val="1"/>
+      <w:numFmt w:val="bullet"/>
+      <w:lvlText w:val=""/>
+      <w:lvlJc w:val="left"/>
+      <w:pPr>
+        <w:ind w:left="2160" w:hanging="360"/>
+      </w:pPr>
+      <w:rPr>
+        <w:rFonts w:ascii="Wingdings" w:hAnsi="Wingdings" w:hint="default"/>
+      </w:rPr>
+    </w:lvl>
+    <w:lvl w:ilvl="3" w:tplc="040E0001" w:tentative="1">
+      <w:start w:val="1"/>
+      <w:numFmt w:val="bullet"/>
+      <w:lvlText w:val=""/>
+      <w:lvlJc w:val="left"/>
+      <w:pPr>
+        <w:ind w:left="2880" w:hanging="360"/>
+      </w:pPr>
+      <w:rPr>
+        <w:rFonts w:ascii="Symbol" w:hAnsi="Symbol" w:hint="default"/>
+      </w:rPr>
+    </w:lvl>
+    <w:lvl w:ilvl="4" w:tplc="040E0003" w:tentative="1">
+      <w:start w:val="1"/>
+      <w:numFmt w:val="bullet"/>
+      <w:lvlText w:val="o"/>
+      <w:lvlJc w:val="left"/>
+      <w:pPr>
+        <w:ind w:left="3600" w:hanging="360"/>
+      </w:pPr>
+      <w:rPr>
+        <w:rFonts w:ascii="Courier New" w:hAnsi="Courier New" w:cs="Courier New" w:hint="default"/>
+      </w:rPr>
+    </w:lvl>
+    <w:lvl w:ilvl="5" w:tplc="040E0005" w:tentative="1">
+      <w:start w:val="1"/>
+      <w:numFmt w:val="bullet"/>
+      <w:lvlText w:val=""/>
+      <w:lvlJc w:val="left"/>
+      <w:pPr>
+        <w:ind w:left="4320" w:hanging="360"/>
+      </w:pPr>
+      <w:rPr>
+        <w:rFonts w:ascii="Wingdings" w:hAnsi="Wingdings" w:hint="default"/>
+      </w:rPr>
+    </w:lvl>
+    <w:lvl w:ilvl="6" w:tplc="040E0001" w:tentative="1">
+      <w:start w:val="1"/>
+      <w:numFmt w:val="bullet"/>
+      <w:lvlText w:val=""/>
+      <w:lvlJc w:val="left"/>
+      <w:pPr>
+        <w:ind w:left="5040" w:hanging="360"/>
+      </w:pPr>
+      <w:rPr>
+        <w:rFonts w:ascii="Symbol" w:hAnsi="Symbol" w:hint="default"/>
+      </w:rPr>
+    </w:lvl>
+    <w:lvl w:ilvl="7" w:tplc="040E0003" w:tentative="1">
+      <w:start w:val="1"/>
+      <w:numFmt w:val="bullet"/>
+      <w:lvlText w:val="o"/>
+      <w:lvlJc w:val="left"/>
+      <w:pPr>
+        <w:ind w:left="5760" w:hanging="360"/>
+      </w:pPr>
+      <w:rPr>
+        <w:rFonts w:ascii="Courier New" w:hAnsi="Courier New" w:cs="Courier New" w:hint="default"/>
+      </w:rPr>
+    </w:lvl>
+    <w:lvl w:ilvl="8" w:tplc="040E0005" w:tentative="1">
+      <w:start w:val="1"/>
+      <w:numFmt w:val="bullet"/>
+      <w:lvlText w:val=""/>
+      <w:lvlJc w:val="left"/>
+      <w:pPr>
+        <w:ind w:left="6480" w:hanging="360"/>
+      </w:pPr>
+      <w:rPr>
+        <w:rFonts w:ascii="Wingdings" w:hAnsi="Wingdings" w:hint="default"/>
+      </w:rPr>
+    </w:lvl>
+  </w:abstractNum>
+  <w:num w:numId="1" w16cid:durableId="1139302107">
+    <w:abstractNumId w:val="0"/>
+  </w:num>
+</w:numbering>
 </file>
 
 <file path=word/styles.xml><?xml version="1.0" encoding="utf-8"?>
@@ -1037,6 +2097,7 @@
   <w:style w:type="paragraph" w:default="1" w:styleId="Norml">
     <w:name w:val="Normal"/>
     <w:qFormat/>
+    <w:rsid w:val="008C4B56"/>
   </w:style>
   <w:style w:type="paragraph" w:styleId="Cmsor1">
     <w:name w:val="heading 1"/>
@@ -1240,6 +2301,7 @@
   <w:style w:type="character" w:default="1" w:styleId="Bekezdsalapbettpusa">
     <w:name w:val="Default Paragraph Font"/>
     <w:uiPriority w:val="1"/>
+    <w:semiHidden/>
     <w:unhideWhenUsed/>
   </w:style>
   <w:style w:type="table" w:default="1" w:styleId="Normltblzat">
